--- a/8th Semester/mid/Business Research Methods/Chapter 2 Class Notes.docx
+++ b/8th Semester/mid/Business Research Methods/Chapter 2 Class Notes.docx
@@ -1338,8 +1338,6 @@
         <w:t>A good research problem provides direction, while a poor research problem creates challenges throughout the research process.</w:t>
       </w:r>
     </w:p>
-    <w:p/>
-    <w:p/>
     <w:sectPr>
       <w:pgSz w:w="11906" w:h="16838"/>
       <w:pgMar w:top="1440" w:right="1440" w:bottom="1440" w:left="1440" w:header="720" w:footer="720" w:gutter="0"/>
